--- a/documentacion/Rubrica_Evaluacion_Final.docx
+++ b/documentacion/Rubrica_Evaluacion_Final.docx
@@ -3184,7 +3184,7 @@
                 <w:sz w:val="20"/>
                 <w:szCs w:val="20"/>
               </w:rPr>
-              <w:t xml:space="preserve">☐</w:t>
+              <w:t xml:space="preserve">☑</w:t>
             </w:r>
           </w:p>
         </w:tc>
